--- a/backend/word_templates/自有资金/机械租赁/邀请询比/9.中选通知书.docx
+++ b/backend/word_templates/自有资金/机械租赁/邀请询比/9.中选通知书.docx
@@ -72,7 +72,7 @@
       <w:r>
         <w:rPr>
           <w:rFonts w:hint="eastAsia" w:ascii="仿宋_GB2312" w:hAnsi="宋体" w:eastAsia="仿宋_GB2312" w:cs="宋体"/>
-          <w:color w:val="auto"/>
+          <w:color w:val="0000FF"/>
           <w:sz w:val="32"/>
           <w:szCs w:val="32"/>
           <w:highlight w:val="none"/>
@@ -116,7 +116,7 @@
       <w:r>
         <w:rPr>
           <w:rFonts w:hint="eastAsia" w:ascii="仿宋_GB2312" w:hAnsi="宋体" w:eastAsia="仿宋_GB2312" w:cs="宋体"/>
-          <w:color w:val="auto"/>
+          <w:color w:val="0000FF"/>
           <w:sz w:val="32"/>
           <w:szCs w:val="32"/>
           <w:highlight w:val="none"/>
@@ -135,10 +135,12 @@
         </w:rPr>
         <w:t>方式确定贵公司为</w:t>
       </w:r>
-      <w:r>
-        <w:rPr>
-          <w:rFonts w:hint="eastAsia" w:ascii="仿宋_GB2312" w:hAnsi="宋体" w:eastAsia="仿宋_GB2312" w:cs="宋体"/>
-          <w:color w:val="auto"/>
+      <w:bookmarkStart w:id="0" w:name="_GoBack"/>
+      <w:bookmarkEnd w:id="0"/>
+      <w:r>
+        <w:rPr>
+          <w:rFonts w:hint="eastAsia" w:ascii="仿宋_GB2312" w:hAnsi="宋体" w:eastAsia="仿宋_GB2312" w:cs="宋体"/>
+          <w:color w:val="0000FF"/>
           <w:sz w:val="32"/>
           <w:szCs w:val="32"/>
           <w:highlight w:val="none"/>
@@ -155,12 +157,33 @@
           <w:szCs w:val="32"/>
           <w:highlight w:val="none"/>
         </w:rPr>
-        <w:t>的中选供应商，采购内容为</w:t>
-      </w:r>
-      <w:r>
-        <w:rPr>
-          <w:rFonts w:hint="eastAsia" w:ascii="仿宋_GB2312" w:hAnsi="宋体" w:eastAsia="仿宋_GB2312" w:cs="宋体"/>
-          <w:color w:val="auto"/>
+        <w:t>的中选供应商，</w:t>
+      </w:r>
+      <w:r>
+        <w:rPr>
+          <w:rFonts w:hint="eastAsia" w:ascii="仿宋_GB2312" w:hAnsi="宋体" w:eastAsia="仿宋_GB2312" w:cs="宋体"/>
+          <w:color w:val="auto"/>
+          <w:sz w:val="32"/>
+          <w:szCs w:val="32"/>
+          <w:highlight w:val="none"/>
+          <w:lang w:val="en-US" w:eastAsia="zh-CN"/>
+        </w:rPr>
+        <w:t>租赁</w:t>
+      </w:r>
+      <w:r>
+        <w:rPr>
+          <w:rFonts w:hint="eastAsia" w:ascii="仿宋_GB2312" w:hAnsi="宋体" w:eastAsia="仿宋_GB2312" w:cs="宋体"/>
+          <w:color w:val="auto"/>
+          <w:sz w:val="32"/>
+          <w:szCs w:val="32"/>
+          <w:highlight w:val="none"/>
+        </w:rPr>
+        <w:t>内容为</w:t>
+      </w:r>
+      <w:r>
+        <w:rPr>
+          <w:rFonts w:hint="eastAsia" w:ascii="仿宋_GB2312" w:hAnsi="宋体" w:eastAsia="仿宋_GB2312" w:cs="宋体"/>
+          <w:color w:val="0000FF"/>
           <w:sz w:val="32"/>
           <w:szCs w:val="32"/>
           <w:highlight w:val="none"/>
@@ -182,14 +205,14 @@
       <w:r>
         <w:rPr>
           <w:rFonts w:hint="eastAsia" w:ascii="仿宋_GB2312" w:hAnsi="宋体" w:eastAsia="仿宋_GB2312" w:cs="宋体"/>
-          <w:color w:val="auto"/>
+          <w:color w:val="0000FF"/>
           <w:sz w:val="32"/>
           <w:szCs w:val="32"/>
           <w:highlight w:val="none"/>
           <w:u w:val="single"/>
           <w:lang w:val="en-US" w:eastAsia="zh-CN"/>
         </w:rPr>
-        <w:t>{{chengjiao_jine1}}</w:t>
+        <w:t>{{chengjiao_jine}}</w:t>
       </w:r>
       <w:r>
         <w:rPr>
@@ -225,28 +248,14 @@
       <w:r>
         <w:rPr>
           <w:rFonts w:hint="eastAsia" w:ascii="仿宋_GB2312" w:hAnsi="宋体" w:eastAsia="仿宋_GB2312" w:cs="宋体"/>
-          <w:color w:val="auto"/>
+          <w:color w:val="0000FF"/>
           <w:sz w:val="32"/>
           <w:szCs w:val="32"/>
           <w:highlight w:val="none"/>
           <w:u w:val="single"/>
           <w:lang w:val="en-US" w:eastAsia="zh-CN"/>
         </w:rPr>
-        <w:t>{{chengjiao_jine1</w:t>
-      </w:r>
-      <w:bookmarkStart w:id="0" w:name="_GoBack"/>
-      <w:bookmarkEnd w:id="0"/>
-      <w:r>
-        <w:rPr>
-          <w:rFonts w:hint="eastAsia" w:ascii="仿宋_GB2312" w:hAnsi="宋体" w:eastAsia="仿宋_GB2312" w:cs="宋体"/>
-          <w:color w:val="auto"/>
-          <w:sz w:val="32"/>
-          <w:szCs w:val="32"/>
-          <w:highlight w:val="none"/>
-          <w:u w:val="single"/>
-          <w:lang w:val="en-US" w:eastAsia="zh-CN"/>
-        </w:rPr>
-        <w:t>_daxie}}</w:t>
+        <w:t>{{chengjiao_jine_daxie}}</w:t>
       </w:r>
       <w:r>
         <w:rPr>
